--- a/_CHRIS/Chris每日计划20260714.docx
+++ b/_CHRIS/Chris每日计划20260714.docx
@@ -44,7 +44,7 @@
           <w:color w:val="2D3E50"/>
           <w:sz w:val="16"/>
         </w:rPr>
-        <w:t>──── 2026年7月14日 周二 · 第9天 ────</w:t>
+        <w:t>──── 2026.7.14 周二·第9天 ────</w:t>
       </w:r>
     </w:p>
     <w:p>
@@ -58,7 +58,7 @@
           <w:color w:val="C9B99A"/>
           <w:sz w:val="10"/>
         </w:rPr>
-        <w:t>━━━━━━━━━━━━━━━━━━━━━━━━━━━━━━━━━━━━━━━━━━━━━━━━━━━━━━━</w:t>
+        <w:t>━━━━━━━━━━━━━━━━━━━━━━━━━━━━━━━━━━━━━━━━━━━━━━━━━━</w:t>
       </w:r>
     </w:p>
     <w:tbl>
@@ -80,12 +80,10 @@
         </w:trPr>
         <w:tc>
           <w:tcPr>
-            <w:tcW w:type="dxa" w:w="2176"/>
-            <w:vAlign w:val="center"/>
+            <w:tcW w:type="dxa" w:w="283"/>
           </w:tcPr>
           <w:p>
             <w:pPr>
-              <w:spacing w:before="0" w:after="0"/>
               <w:jc w:val="center"/>
             </w:pPr>
             <w:r>
@@ -101,12 +99,10 @@
         </w:tc>
         <w:tc>
           <w:tcPr>
-            <w:tcW w:type="dxa" w:w="2176"/>
-            <w:vAlign w:val="center"/>
+            <w:tcW w:type="dxa" w:w="113"/>
           </w:tcPr>
           <w:p>
             <w:pPr>
-              <w:spacing w:before="0" w:after="0"/>
               <w:jc w:val="center"/>
             </w:pPr>
             <w:r>
@@ -122,12 +118,10 @@
         </w:tc>
         <w:tc>
           <w:tcPr>
-            <w:tcW w:type="dxa" w:w="2176"/>
-            <w:vAlign w:val="center"/>
+            <w:tcW w:type="dxa" w:w="850"/>
           </w:tcPr>
           <w:p>
             <w:pPr>
-              <w:spacing w:before="0" w:after="0"/>
               <w:jc w:val="center"/>
             </w:pPr>
             <w:r>
@@ -143,12 +137,10 @@
         </w:tc>
         <w:tc>
           <w:tcPr>
-            <w:tcW w:type="dxa" w:w="2176"/>
-            <w:vAlign w:val="center"/>
+            <w:tcW w:type="dxa" w:w="680"/>
           </w:tcPr>
           <w:p>
             <w:pPr>
-              <w:spacing w:before="0" w:after="0"/>
               <w:jc w:val="center"/>
             </w:pPr>
             <w:r>
@@ -164,12 +156,10 @@
         </w:tc>
         <w:tc>
           <w:tcPr>
-            <w:tcW w:type="dxa" w:w="2176"/>
-            <w:vAlign w:val="center"/>
+            <w:tcW w:type="dxa" w:w="7937"/>
           </w:tcPr>
           <w:p>
             <w:pPr>
-              <w:spacing w:before="0" w:after="0"/>
               <w:jc w:val="left"/>
             </w:pPr>
             <w:r>
@@ -190,12 +180,10 @@
         </w:trPr>
         <w:tc>
           <w:tcPr>
-            <w:tcW w:type="dxa" w:w="2176"/>
-            <w:vAlign w:val="center"/>
+            <w:tcW w:type="dxa" w:w="283"/>
           </w:tcPr>
           <w:p>
             <w:pPr>
-              <w:spacing w:before="0" w:after="0"/>
               <w:jc w:val="center"/>
             </w:pPr>
             <w:r>
@@ -210,12 +198,10 @@
         </w:tc>
         <w:tc>
           <w:tcPr>
-            <w:tcW w:type="dxa" w:w="2176"/>
-            <w:vAlign w:val="center"/>
+            <w:tcW w:type="dxa" w:w="113"/>
           </w:tcPr>
           <w:p>
             <w:pPr>
-              <w:spacing w:before="0" w:after="0"/>
               <w:jc w:val="center"/>
             </w:pPr>
             <w:r>
@@ -231,12 +217,10 @@
         </w:tc>
         <w:tc>
           <w:tcPr>
-            <w:tcW w:type="dxa" w:w="2176"/>
-            <w:vAlign w:val="center"/>
+            <w:tcW w:type="dxa" w:w="850"/>
           </w:tcPr>
           <w:p>
             <w:pPr>
-              <w:spacing w:before="0" w:after="0"/>
               <w:jc w:val="center"/>
             </w:pPr>
             <w:r>
@@ -252,12 +236,10 @@
         </w:tc>
         <w:tc>
           <w:tcPr>
-            <w:tcW w:type="dxa" w:w="2176"/>
-            <w:vAlign w:val="center"/>
+            <w:tcW w:type="dxa" w:w="680"/>
           </w:tcPr>
           <w:p>
             <w:pPr>
-              <w:spacing w:before="0" w:after="0"/>
               <w:jc w:val="center"/>
             </w:pPr>
             <w:r>
@@ -273,12 +255,10 @@
         </w:tc>
         <w:tc>
           <w:tcPr>
-            <w:tcW w:type="dxa" w:w="2176"/>
-            <w:vAlign w:val="center"/>
+            <w:tcW w:type="dxa" w:w="7937"/>
           </w:tcPr>
           <w:p>
             <w:pPr>
-              <w:spacing w:before="0" w:after="0"/>
               <w:jc w:val="left"/>
             </w:pPr>
             <w:r>
@@ -299,12 +279,10 @@
         </w:trPr>
         <w:tc>
           <w:tcPr>
-            <w:tcW w:type="dxa" w:w="2176"/>
-            <w:vAlign w:val="center"/>
+            <w:tcW w:type="dxa" w:w="283"/>
           </w:tcPr>
           <w:p>
             <w:pPr>
-              <w:spacing w:before="0" w:after="0"/>
               <w:jc w:val="center"/>
             </w:pPr>
             <w:r>
@@ -320,12 +298,10 @@
         </w:tc>
         <w:tc>
           <w:tcPr>
-            <w:tcW w:type="dxa" w:w="2176"/>
-            <w:vAlign w:val="center"/>
+            <w:tcW w:type="dxa" w:w="113"/>
           </w:tcPr>
           <w:p>
             <w:pPr>
-              <w:spacing w:before="0" w:after="0"/>
               <w:jc w:val="center"/>
             </w:pPr>
             <w:r>
@@ -341,12 +317,10 @@
         </w:tc>
         <w:tc>
           <w:tcPr>
-            <w:tcW w:type="dxa" w:w="2176"/>
-            <w:vAlign w:val="center"/>
+            <w:tcW w:type="dxa" w:w="850"/>
           </w:tcPr>
           <w:p>
             <w:pPr>
-              <w:spacing w:before="0" w:after="0"/>
               <w:jc w:val="center"/>
             </w:pPr>
             <w:r>
@@ -362,12 +336,10 @@
         </w:tc>
         <w:tc>
           <w:tcPr>
-            <w:tcW w:type="dxa" w:w="2176"/>
-            <w:vAlign w:val="center"/>
+            <w:tcW w:type="dxa" w:w="680"/>
           </w:tcPr>
           <w:p>
             <w:pPr>
-              <w:spacing w:before="0" w:after="0"/>
               <w:jc w:val="center"/>
             </w:pPr>
             <w:r>
@@ -383,12 +355,10 @@
         </w:tc>
         <w:tc>
           <w:tcPr>
-            <w:tcW w:type="dxa" w:w="2176"/>
-            <w:vAlign w:val="center"/>
+            <w:tcW w:type="dxa" w:w="7937"/>
           </w:tcPr>
           <w:p>
             <w:pPr>
-              <w:spacing w:before="0" w:after="0"/>
               <w:jc w:val="left"/>
             </w:pPr>
             <w:r>
@@ -409,12 +379,10 @@
         </w:trPr>
         <w:tc>
           <w:tcPr>
-            <w:tcW w:type="dxa" w:w="2176"/>
-            <w:vAlign w:val="center"/>
+            <w:tcW w:type="dxa" w:w="283"/>
           </w:tcPr>
           <w:p>
             <w:pPr>
-              <w:spacing w:before="0" w:after="0"/>
               <w:jc w:val="center"/>
             </w:pPr>
             <w:r>
@@ -429,12 +397,10 @@
         </w:tc>
         <w:tc>
           <w:tcPr>
-            <w:tcW w:type="dxa" w:w="2176"/>
-            <w:vAlign w:val="center"/>
+            <w:tcW w:type="dxa" w:w="113"/>
           </w:tcPr>
           <w:p>
             <w:pPr>
-              <w:spacing w:before="0" w:after="0"/>
               <w:jc w:val="center"/>
             </w:pPr>
             <w:r>
@@ -450,12 +416,10 @@
         </w:tc>
         <w:tc>
           <w:tcPr>
-            <w:tcW w:type="dxa" w:w="2176"/>
-            <w:vAlign w:val="center"/>
+            <w:tcW w:type="dxa" w:w="850"/>
           </w:tcPr>
           <w:p>
             <w:pPr>
-              <w:spacing w:before="0" w:after="0"/>
               <w:jc w:val="center"/>
             </w:pPr>
             <w:r>
@@ -471,12 +435,10 @@
         </w:tc>
         <w:tc>
           <w:tcPr>
-            <w:tcW w:type="dxa" w:w="2176"/>
-            <w:vAlign w:val="center"/>
+            <w:tcW w:type="dxa" w:w="680"/>
           </w:tcPr>
           <w:p>
             <w:pPr>
-              <w:spacing w:before="0" w:after="0"/>
               <w:jc w:val="center"/>
             </w:pPr>
             <w:r>
@@ -492,12 +454,10 @@
         </w:tc>
         <w:tc>
           <w:tcPr>
-            <w:tcW w:type="dxa" w:w="2176"/>
-            <w:vAlign w:val="center"/>
+            <w:tcW w:type="dxa" w:w="7937"/>
           </w:tcPr>
           <w:p>
             <w:pPr>
-              <w:spacing w:before="0" w:after="0"/>
               <w:jc w:val="left"/>
             </w:pPr>
             <w:r>
@@ -518,12 +478,10 @@
         </w:trPr>
         <w:tc>
           <w:tcPr>
-            <w:tcW w:type="dxa" w:w="2176"/>
-            <w:vAlign w:val="center"/>
+            <w:tcW w:type="dxa" w:w="283"/>
           </w:tcPr>
           <w:p>
             <w:pPr>
-              <w:spacing w:before="0" w:after="0"/>
               <w:jc w:val="center"/>
             </w:pPr>
             <w:r>
@@ -539,12 +497,10 @@
         </w:tc>
         <w:tc>
           <w:tcPr>
-            <w:tcW w:type="dxa" w:w="2176"/>
-            <w:vAlign w:val="center"/>
+            <w:tcW w:type="dxa" w:w="113"/>
           </w:tcPr>
           <w:p>
             <w:pPr>
-              <w:spacing w:before="0" w:after="0"/>
               <w:jc w:val="center"/>
             </w:pPr>
             <w:r>
@@ -560,12 +516,10 @@
         </w:tc>
         <w:tc>
           <w:tcPr>
-            <w:tcW w:type="dxa" w:w="2176"/>
-            <w:vAlign w:val="center"/>
+            <w:tcW w:type="dxa" w:w="850"/>
           </w:tcPr>
           <w:p>
             <w:pPr>
-              <w:spacing w:before="0" w:after="0"/>
               <w:jc w:val="center"/>
             </w:pPr>
             <w:r>
@@ -581,12 +535,10 @@
         </w:tc>
         <w:tc>
           <w:tcPr>
-            <w:tcW w:type="dxa" w:w="2176"/>
-            <w:vAlign w:val="center"/>
+            <w:tcW w:type="dxa" w:w="680"/>
           </w:tcPr>
           <w:p>
             <w:pPr>
-              <w:spacing w:before="0" w:after="0"/>
               <w:jc w:val="center"/>
             </w:pPr>
             <w:r>
@@ -602,12 +554,10 @@
         </w:tc>
         <w:tc>
           <w:tcPr>
-            <w:tcW w:type="dxa" w:w="2176"/>
-            <w:vAlign w:val="center"/>
+            <w:tcW w:type="dxa" w:w="7937"/>
           </w:tcPr>
           <w:p>
             <w:pPr>
-              <w:spacing w:before="0" w:after="0"/>
               <w:jc w:val="left"/>
             </w:pPr>
             <w:r>
@@ -617,7 +567,7 @@
                 <w:color w:val="2D3E50"/>
                 <w:sz w:val="15"/>
               </w:rPr>
-              <w:t>发音训练官 · RE2 U8A+B  发音</w:t>
+              <w:t>发音训练官·RE2 U8A+B  发音</w:t>
             </w:r>
           </w:p>
         </w:tc>
@@ -628,12 +578,10 @@
         </w:trPr>
         <w:tc>
           <w:tcPr>
-            <w:tcW w:type="dxa" w:w="2176"/>
-            <w:vAlign w:val="center"/>
+            <w:tcW w:type="dxa" w:w="283"/>
           </w:tcPr>
           <w:p>
             <w:pPr>
-              <w:spacing w:before="0" w:after="0"/>
               <w:jc w:val="center"/>
             </w:pPr>
             <w:r>
@@ -648,12 +596,10 @@
         </w:tc>
         <w:tc>
           <w:tcPr>
-            <w:tcW w:type="dxa" w:w="2176"/>
-            <w:vAlign w:val="center"/>
+            <w:tcW w:type="dxa" w:w="113"/>
           </w:tcPr>
           <w:p>
             <w:pPr>
-              <w:spacing w:before="0" w:after="0"/>
               <w:jc w:val="center"/>
             </w:pPr>
             <w:r>
@@ -669,12 +615,10 @@
         </w:tc>
         <w:tc>
           <w:tcPr>
-            <w:tcW w:type="dxa" w:w="2176"/>
-            <w:vAlign w:val="center"/>
+            <w:tcW w:type="dxa" w:w="850"/>
           </w:tcPr>
           <w:p>
             <w:pPr>
-              <w:spacing w:before="0" w:after="0"/>
               <w:jc w:val="center"/>
             </w:pPr>
             <w:r>
@@ -690,12 +634,10 @@
         </w:tc>
         <w:tc>
           <w:tcPr>
-            <w:tcW w:type="dxa" w:w="2176"/>
-            <w:vAlign w:val="center"/>
+            <w:tcW w:type="dxa" w:w="680"/>
           </w:tcPr>
           <w:p>
             <w:pPr>
-              <w:spacing w:before="0" w:after="0"/>
               <w:jc w:val="center"/>
             </w:pPr>
             <w:r>
@@ -711,12 +653,10 @@
         </w:tc>
         <w:tc>
           <w:tcPr>
-            <w:tcW w:type="dxa" w:w="2176"/>
-            <w:vAlign w:val="center"/>
+            <w:tcW w:type="dxa" w:w="7937"/>
           </w:tcPr>
           <w:p>
             <w:pPr>
-              <w:spacing w:before="0" w:after="0"/>
               <w:jc w:val="left"/>
             </w:pPr>
             <w:r>
@@ -737,12 +677,10 @@
         </w:trPr>
         <w:tc>
           <w:tcPr>
-            <w:tcW w:type="dxa" w:w="2176"/>
-            <w:vAlign w:val="center"/>
+            <w:tcW w:type="dxa" w:w="283"/>
           </w:tcPr>
           <w:p>
             <w:pPr>
-              <w:spacing w:before="0" w:after="0"/>
               <w:jc w:val="center"/>
             </w:pPr>
             <w:r>
@@ -758,12 +696,10 @@
         </w:tc>
         <w:tc>
           <w:tcPr>
-            <w:tcW w:type="dxa" w:w="2176"/>
-            <w:vAlign w:val="center"/>
+            <w:tcW w:type="dxa" w:w="113"/>
           </w:tcPr>
           <w:p>
             <w:pPr>
-              <w:spacing w:before="0" w:after="0"/>
               <w:jc w:val="center"/>
             </w:pPr>
             <w:r>
@@ -779,12 +715,10 @@
         </w:tc>
         <w:tc>
           <w:tcPr>
-            <w:tcW w:type="dxa" w:w="2176"/>
-            <w:vAlign w:val="center"/>
+            <w:tcW w:type="dxa" w:w="850"/>
           </w:tcPr>
           <w:p>
             <w:pPr>
-              <w:spacing w:before="0" w:after="0"/>
               <w:jc w:val="center"/>
             </w:pPr>
             <w:r>
@@ -800,12 +734,10 @@
         </w:tc>
         <w:tc>
           <w:tcPr>
-            <w:tcW w:type="dxa" w:w="2176"/>
-            <w:vAlign w:val="center"/>
+            <w:tcW w:type="dxa" w:w="680"/>
           </w:tcPr>
           <w:p>
             <w:pPr>
-              <w:spacing w:before="0" w:after="0"/>
               <w:jc w:val="center"/>
             </w:pPr>
             <w:r>
@@ -821,12 +753,10 @@
         </w:tc>
         <w:tc>
           <w:tcPr>
-            <w:tcW w:type="dxa" w:w="2176"/>
-            <w:vAlign w:val="center"/>
+            <w:tcW w:type="dxa" w:w="7937"/>
           </w:tcPr>
           <w:p>
             <w:pPr>
-              <w:spacing w:before="0" w:after="0"/>
               <w:jc w:val="left"/>
             </w:pPr>
             <w:r>
@@ -847,12 +777,10 @@
         </w:trPr>
         <w:tc>
           <w:tcPr>
-            <w:tcW w:type="dxa" w:w="2176"/>
-            <w:vAlign w:val="center"/>
+            <w:tcW w:type="dxa" w:w="283"/>
           </w:tcPr>
           <w:p>
             <w:pPr>
-              <w:spacing w:before="0" w:after="0"/>
               <w:jc w:val="center"/>
             </w:pPr>
             <w:r>
@@ -867,12 +795,10 @@
         </w:tc>
         <w:tc>
           <w:tcPr>
-            <w:tcW w:type="dxa" w:w="2176"/>
-            <w:vAlign w:val="center"/>
+            <w:tcW w:type="dxa" w:w="113"/>
           </w:tcPr>
           <w:p>
             <w:pPr>
-              <w:spacing w:before="0" w:after="0"/>
               <w:jc w:val="center"/>
             </w:pPr>
             <w:r>
@@ -888,12 +814,10 @@
         </w:tc>
         <w:tc>
           <w:tcPr>
-            <w:tcW w:type="dxa" w:w="2176"/>
-            <w:vAlign w:val="center"/>
+            <w:tcW w:type="dxa" w:w="850"/>
           </w:tcPr>
           <w:p>
             <w:pPr>
-              <w:spacing w:before="0" w:after="0"/>
               <w:jc w:val="center"/>
             </w:pPr>
             <w:r>
@@ -909,12 +833,10 @@
         </w:tc>
         <w:tc>
           <w:tcPr>
-            <w:tcW w:type="dxa" w:w="2176"/>
-            <w:vAlign w:val="center"/>
+            <w:tcW w:type="dxa" w:w="680"/>
           </w:tcPr>
           <w:p>
             <w:pPr>
-              <w:spacing w:before="0" w:after="0"/>
               <w:jc w:val="center"/>
             </w:pPr>
             <w:r>
@@ -930,12 +852,10 @@
         </w:tc>
         <w:tc>
           <w:tcPr>
-            <w:tcW w:type="dxa" w:w="2176"/>
-            <w:vAlign w:val="center"/>
+            <w:tcW w:type="dxa" w:w="7937"/>
           </w:tcPr>
           <w:p>
             <w:pPr>
-              <w:spacing w:before="0" w:after="0"/>
               <w:jc w:val="left"/>
             </w:pPr>
             <w:r>
@@ -956,12 +876,10 @@
         </w:trPr>
         <w:tc>
           <w:tcPr>
-            <w:tcW w:type="dxa" w:w="2176"/>
-            <w:vAlign w:val="center"/>
+            <w:tcW w:type="dxa" w:w="283"/>
           </w:tcPr>
           <w:p>
             <w:pPr>
-              <w:spacing w:before="0" w:after="0"/>
               <w:jc w:val="center"/>
             </w:pPr>
             <w:r>
@@ -976,12 +894,10 @@
         </w:tc>
         <w:tc>
           <w:tcPr>
-            <w:tcW w:type="dxa" w:w="2176"/>
-            <w:vAlign w:val="center"/>
+            <w:tcW w:type="dxa" w:w="113"/>
           </w:tcPr>
           <w:p>
             <w:pPr>
-              <w:spacing w:before="0" w:after="0"/>
               <w:jc w:val="center"/>
             </w:pPr>
             <w:r>
@@ -997,12 +913,10 @@
         </w:tc>
         <w:tc>
           <w:tcPr>
-            <w:tcW w:type="dxa" w:w="2176"/>
-            <w:vAlign w:val="center"/>
+            <w:tcW w:type="dxa" w:w="850"/>
           </w:tcPr>
           <w:p>
             <w:pPr>
-              <w:spacing w:before="0" w:after="0"/>
               <w:jc w:val="center"/>
             </w:pPr>
             <w:r>
@@ -1018,12 +932,10 @@
         </w:tc>
         <w:tc>
           <w:tcPr>
-            <w:tcW w:type="dxa" w:w="2176"/>
-            <w:vAlign w:val="center"/>
+            <w:tcW w:type="dxa" w:w="680"/>
           </w:tcPr>
           <w:p>
             <w:pPr>
-              <w:spacing w:before="0" w:after="0"/>
               <w:jc w:val="center"/>
             </w:pPr>
             <w:r>
@@ -1039,12 +951,10 @@
         </w:tc>
         <w:tc>
           <w:tcPr>
-            <w:tcW w:type="dxa" w:w="2176"/>
-            <w:vAlign w:val="center"/>
+            <w:tcW w:type="dxa" w:w="7937"/>
           </w:tcPr>
           <w:p>
             <w:pPr>
-              <w:spacing w:before="0" w:after="0"/>
               <w:jc w:val="left"/>
             </w:pPr>
             <w:r>
@@ -1065,12 +975,10 @@
         </w:trPr>
         <w:tc>
           <w:tcPr>
-            <w:tcW w:type="dxa" w:w="2176"/>
-            <w:vAlign w:val="center"/>
+            <w:tcW w:type="dxa" w:w="283"/>
           </w:tcPr>
           <w:p>
             <w:pPr>
-              <w:spacing w:before="0" w:after="0"/>
               <w:jc w:val="center"/>
             </w:pPr>
             <w:r>
@@ -1086,12 +994,10 @@
         </w:tc>
         <w:tc>
           <w:tcPr>
-            <w:tcW w:type="dxa" w:w="2176"/>
-            <w:vAlign w:val="center"/>
+            <w:tcW w:type="dxa" w:w="113"/>
           </w:tcPr>
           <w:p>
             <w:pPr>
-              <w:spacing w:before="0" w:after="0"/>
               <w:jc w:val="center"/>
             </w:pPr>
             <w:r>
@@ -1107,12 +1013,10 @@
         </w:tc>
         <w:tc>
           <w:tcPr>
-            <w:tcW w:type="dxa" w:w="2176"/>
-            <w:vAlign w:val="center"/>
+            <w:tcW w:type="dxa" w:w="850"/>
           </w:tcPr>
           <w:p>
             <w:pPr>
-              <w:spacing w:before="0" w:after="0"/>
               <w:jc w:val="center"/>
             </w:pPr>
             <w:r>
@@ -1128,12 +1032,10 @@
         </w:tc>
         <w:tc>
           <w:tcPr>
-            <w:tcW w:type="dxa" w:w="2176"/>
-            <w:vAlign w:val="center"/>
+            <w:tcW w:type="dxa" w:w="680"/>
           </w:tcPr>
           <w:p>
             <w:pPr>
-              <w:spacing w:before="0" w:after="0"/>
               <w:jc w:val="center"/>
             </w:pPr>
             <w:r>
@@ -1149,12 +1051,10 @@
         </w:tc>
         <w:tc>
           <w:tcPr>
-            <w:tcW w:type="dxa" w:w="2176"/>
-            <w:vAlign w:val="center"/>
+            <w:tcW w:type="dxa" w:w="7937"/>
           </w:tcPr>
           <w:p>
             <w:pPr>
-              <w:spacing w:before="0" w:after="0"/>
               <w:jc w:val="left"/>
             </w:pPr>
             <w:r>
@@ -1175,12 +1075,10 @@
         </w:trPr>
         <w:tc>
           <w:tcPr>
-            <w:tcW w:type="dxa" w:w="2176"/>
-            <w:vAlign w:val="center"/>
+            <w:tcW w:type="dxa" w:w="283"/>
           </w:tcPr>
           <w:p>
             <w:pPr>
-              <w:spacing w:before="0" w:after="0"/>
               <w:jc w:val="center"/>
             </w:pPr>
             <w:r>
@@ -1195,12 +1093,10 @@
         </w:tc>
         <w:tc>
           <w:tcPr>
-            <w:tcW w:type="dxa" w:w="2176"/>
-            <w:vAlign w:val="center"/>
+            <w:tcW w:type="dxa" w:w="113"/>
           </w:tcPr>
           <w:p>
             <w:pPr>
-              <w:spacing w:before="0" w:after="0"/>
               <w:jc w:val="center"/>
             </w:pPr>
             <w:r>
@@ -1216,12 +1112,10 @@
         </w:tc>
         <w:tc>
           <w:tcPr>
-            <w:tcW w:type="dxa" w:w="2176"/>
-            <w:vAlign w:val="center"/>
+            <w:tcW w:type="dxa" w:w="850"/>
           </w:tcPr>
           <w:p>
             <w:pPr>
-              <w:spacing w:before="0" w:after="0"/>
               <w:jc w:val="center"/>
             </w:pPr>
             <w:r>
@@ -1237,12 +1131,10 @@
         </w:tc>
         <w:tc>
           <w:tcPr>
-            <w:tcW w:type="dxa" w:w="2176"/>
-            <w:vAlign w:val="center"/>
+            <w:tcW w:type="dxa" w:w="680"/>
           </w:tcPr>
           <w:p>
             <w:pPr>
-              <w:spacing w:before="0" w:after="0"/>
               <w:jc w:val="center"/>
             </w:pPr>
             <w:r>
@@ -1258,12 +1150,10 @@
         </w:tc>
         <w:tc>
           <w:tcPr>
-            <w:tcW w:type="dxa" w:w="2176"/>
-            <w:vAlign w:val="center"/>
+            <w:tcW w:type="dxa" w:w="7937"/>
           </w:tcPr>
           <w:p>
             <w:pPr>
-              <w:spacing w:before="0" w:after="0"/>
               <w:jc w:val="left"/>
             </w:pPr>
             <w:r>
@@ -1284,12 +1174,10 @@
         </w:trPr>
         <w:tc>
           <w:tcPr>
-            <w:tcW w:type="dxa" w:w="2176"/>
-            <w:vAlign w:val="center"/>
+            <w:tcW w:type="dxa" w:w="283"/>
           </w:tcPr>
           <w:p>
             <w:pPr>
-              <w:spacing w:before="0" w:after="0"/>
               <w:jc w:val="center"/>
             </w:pPr>
             <w:r>
@@ -1305,12 +1193,10 @@
         </w:tc>
         <w:tc>
           <w:tcPr>
-            <w:tcW w:type="dxa" w:w="2176"/>
-            <w:vAlign w:val="center"/>
+            <w:tcW w:type="dxa" w:w="113"/>
           </w:tcPr>
           <w:p>
             <w:pPr>
-              <w:spacing w:before="0" w:after="0"/>
               <w:jc w:val="center"/>
             </w:pPr>
             <w:r>
@@ -1326,12 +1212,10 @@
         </w:tc>
         <w:tc>
           <w:tcPr>
-            <w:tcW w:type="dxa" w:w="2176"/>
-            <w:vAlign w:val="center"/>
+            <w:tcW w:type="dxa" w:w="850"/>
           </w:tcPr>
           <w:p>
             <w:pPr>
-              <w:spacing w:before="0" w:after="0"/>
               <w:jc w:val="center"/>
             </w:pPr>
             <w:r>
@@ -1347,12 +1231,10 @@
         </w:tc>
         <w:tc>
           <w:tcPr>
-            <w:tcW w:type="dxa" w:w="2176"/>
-            <w:vAlign w:val="center"/>
+            <w:tcW w:type="dxa" w:w="680"/>
           </w:tcPr>
           <w:p>
             <w:pPr>
-              <w:spacing w:before="0" w:after="0"/>
               <w:jc w:val="center"/>
             </w:pPr>
             <w:r>
@@ -1368,12 +1250,10 @@
         </w:tc>
         <w:tc>
           <w:tcPr>
-            <w:tcW w:type="dxa" w:w="2176"/>
-            <w:vAlign w:val="center"/>
+            <w:tcW w:type="dxa" w:w="7937"/>
           </w:tcPr>
           <w:p>
             <w:pPr>
-              <w:spacing w:before="0" w:after="0"/>
               <w:jc w:val="left"/>
             </w:pPr>
             <w:r>
@@ -1394,12 +1274,10 @@
         </w:trPr>
         <w:tc>
           <w:tcPr>
-            <w:tcW w:type="dxa" w:w="2176"/>
-            <w:vAlign w:val="center"/>
+            <w:tcW w:type="dxa" w:w="283"/>
           </w:tcPr>
           <w:p>
             <w:pPr>
-              <w:spacing w:before="0" w:after="0"/>
               <w:jc w:val="center"/>
             </w:pPr>
             <w:r>
@@ -1415,12 +1293,10 @@
         </w:tc>
         <w:tc>
           <w:tcPr>
-            <w:tcW w:type="dxa" w:w="2176"/>
-            <w:vAlign w:val="center"/>
+            <w:tcW w:type="dxa" w:w="113"/>
           </w:tcPr>
           <w:p>
             <w:pPr>
-              <w:spacing w:before="0" w:after="0"/>
               <w:jc w:val="center"/>
             </w:pPr>
             <w:r>
@@ -1436,12 +1312,10 @@
         </w:tc>
         <w:tc>
           <w:tcPr>
-            <w:tcW w:type="dxa" w:w="2176"/>
-            <w:vAlign w:val="center"/>
+            <w:tcW w:type="dxa" w:w="850"/>
           </w:tcPr>
           <w:p>
             <w:pPr>
-              <w:spacing w:before="0" w:after="0"/>
               <w:jc w:val="center"/>
             </w:pPr>
             <w:r>
@@ -1457,12 +1331,10 @@
         </w:tc>
         <w:tc>
           <w:tcPr>
-            <w:tcW w:type="dxa" w:w="2176"/>
-            <w:vAlign w:val="center"/>
+            <w:tcW w:type="dxa" w:w="680"/>
           </w:tcPr>
           <w:p>
             <w:pPr>
-              <w:spacing w:before="0" w:after="0"/>
               <w:jc w:val="center"/>
             </w:pPr>
             <w:r>
@@ -1478,12 +1350,10 @@
         </w:tc>
         <w:tc>
           <w:tcPr>
-            <w:tcW w:type="dxa" w:w="2176"/>
-            <w:vAlign w:val="center"/>
+            <w:tcW w:type="dxa" w:w="7937"/>
           </w:tcPr>
           <w:p>
             <w:pPr>
-              <w:spacing w:before="0" w:after="0"/>
               <w:jc w:val="left"/>
             </w:pPr>
             <w:r>
@@ -1493,7 +1363,7 @@
                 <w:color w:val="2D3E50"/>
                 <w:sz w:val="15"/>
               </w:rPr>
-              <w:t>古文《答谢中书书》复习 · 2天  古文</w:t>
+              <w:t>古文《答谢中书书》复习·2天  古文</w:t>
             </w:r>
           </w:p>
         </w:tc>
@@ -1504,12 +1374,10 @@
         </w:trPr>
         <w:tc>
           <w:tcPr>
-            <w:tcW w:type="dxa" w:w="2176"/>
-            <w:vAlign w:val="center"/>
+            <w:tcW w:type="dxa" w:w="283"/>
           </w:tcPr>
           <w:p>
             <w:pPr>
-              <w:spacing w:before="0" w:after="0"/>
               <w:jc w:val="center"/>
             </w:pPr>
             <w:r>
@@ -1524,12 +1392,10 @@
         </w:tc>
         <w:tc>
           <w:tcPr>
-            <w:tcW w:type="dxa" w:w="2176"/>
-            <w:vAlign w:val="center"/>
+            <w:tcW w:type="dxa" w:w="113"/>
           </w:tcPr>
           <w:p>
             <w:pPr>
-              <w:spacing w:before="0" w:after="0"/>
               <w:jc w:val="center"/>
             </w:pPr>
             <w:r>
@@ -1545,12 +1411,10 @@
         </w:tc>
         <w:tc>
           <w:tcPr>
-            <w:tcW w:type="dxa" w:w="2176"/>
-            <w:vAlign w:val="center"/>
+            <w:tcW w:type="dxa" w:w="850"/>
           </w:tcPr>
           <w:p>
             <w:pPr>
-              <w:spacing w:before="0" w:after="0"/>
               <w:jc w:val="center"/>
             </w:pPr>
             <w:r>
@@ -1566,12 +1430,10 @@
         </w:tc>
         <w:tc>
           <w:tcPr>
-            <w:tcW w:type="dxa" w:w="2176"/>
-            <w:vAlign w:val="center"/>
+            <w:tcW w:type="dxa" w:w="680"/>
           </w:tcPr>
           <w:p>
             <w:pPr>
-              <w:spacing w:before="0" w:after="0"/>
               <w:jc w:val="center"/>
             </w:pPr>
             <w:r>
@@ -1587,12 +1449,10 @@
         </w:tc>
         <w:tc>
           <w:tcPr>
-            <w:tcW w:type="dxa" w:w="2176"/>
-            <w:vAlign w:val="center"/>
+            <w:tcW w:type="dxa" w:w="7937"/>
           </w:tcPr>
           <w:p>
             <w:pPr>
-              <w:spacing w:before="0" w:after="0"/>
               <w:jc w:val="left"/>
             </w:pPr>
             <w:r>
@@ -1613,12 +1473,10 @@
         </w:trPr>
         <w:tc>
           <w:tcPr>
-            <w:tcW w:type="dxa" w:w="2176"/>
-            <w:vAlign w:val="center"/>
+            <w:tcW w:type="dxa" w:w="283"/>
           </w:tcPr>
           <w:p>
             <w:pPr>
-              <w:spacing w:before="0" w:after="0"/>
               <w:jc w:val="center"/>
             </w:pPr>
             <w:r>
@@ -1634,12 +1492,10 @@
         </w:tc>
         <w:tc>
           <w:tcPr>
-            <w:tcW w:type="dxa" w:w="2176"/>
-            <w:vAlign w:val="center"/>
+            <w:tcW w:type="dxa" w:w="113"/>
           </w:tcPr>
           <w:p>
             <w:pPr>
-              <w:spacing w:before="0" w:after="0"/>
               <w:jc w:val="center"/>
             </w:pPr>
             <w:r>
@@ -1655,12 +1511,10 @@
         </w:tc>
         <w:tc>
           <w:tcPr>
-            <w:tcW w:type="dxa" w:w="2176"/>
-            <w:vAlign w:val="center"/>
+            <w:tcW w:type="dxa" w:w="850"/>
           </w:tcPr>
           <w:p>
             <w:pPr>
-              <w:spacing w:before="0" w:after="0"/>
               <w:jc w:val="center"/>
             </w:pPr>
             <w:r>
@@ -1676,12 +1530,10 @@
         </w:tc>
         <w:tc>
           <w:tcPr>
-            <w:tcW w:type="dxa" w:w="2176"/>
-            <w:vAlign w:val="center"/>
+            <w:tcW w:type="dxa" w:w="680"/>
           </w:tcPr>
           <w:p>
             <w:pPr>
-              <w:spacing w:before="0" w:after="0"/>
               <w:jc w:val="center"/>
             </w:pPr>
             <w:r>
@@ -1697,12 +1549,10 @@
         </w:tc>
         <w:tc>
           <w:tcPr>
-            <w:tcW w:type="dxa" w:w="2176"/>
-            <w:vAlign w:val="center"/>
+            <w:tcW w:type="dxa" w:w="7937"/>
           </w:tcPr>
           <w:p>
             <w:pPr>
-              <w:spacing w:before="0" w:after="0"/>
               <w:jc w:val="left"/>
             </w:pPr>
             <w:r>
@@ -1723,12 +1573,10 @@
         </w:trPr>
         <w:tc>
           <w:tcPr>
-            <w:tcW w:type="dxa" w:w="2176"/>
-            <w:vAlign w:val="center"/>
+            <w:tcW w:type="dxa" w:w="283"/>
           </w:tcPr>
           <w:p>
             <w:pPr>
-              <w:spacing w:before="0" w:after="0"/>
               <w:jc w:val="center"/>
             </w:pPr>
             <w:r>
@@ -1743,12 +1591,10 @@
         </w:tc>
         <w:tc>
           <w:tcPr>
-            <w:tcW w:type="dxa" w:w="2176"/>
-            <w:vAlign w:val="center"/>
+            <w:tcW w:type="dxa" w:w="113"/>
           </w:tcPr>
           <w:p>
             <w:pPr>
-              <w:spacing w:before="0" w:after="0"/>
               <w:jc w:val="center"/>
             </w:pPr>
             <w:r>
@@ -1764,12 +1610,10 @@
         </w:tc>
         <w:tc>
           <w:tcPr>
-            <w:tcW w:type="dxa" w:w="2176"/>
-            <w:vAlign w:val="center"/>
+            <w:tcW w:type="dxa" w:w="850"/>
           </w:tcPr>
           <w:p>
             <w:pPr>
-              <w:spacing w:before="0" w:after="0"/>
               <w:jc w:val="center"/>
             </w:pPr>
             <w:r>
@@ -1785,12 +1629,10 @@
         </w:tc>
         <w:tc>
           <w:tcPr>
-            <w:tcW w:type="dxa" w:w="2176"/>
-            <w:vAlign w:val="center"/>
+            <w:tcW w:type="dxa" w:w="680"/>
           </w:tcPr>
           <w:p>
             <w:pPr>
-              <w:spacing w:before="0" w:after="0"/>
               <w:jc w:val="center"/>
             </w:pPr>
             <w:r>
@@ -1806,12 +1648,10 @@
         </w:tc>
         <w:tc>
           <w:tcPr>
-            <w:tcW w:type="dxa" w:w="2176"/>
-            <w:vAlign w:val="center"/>
+            <w:tcW w:type="dxa" w:w="7937"/>
           </w:tcPr>
           <w:p>
             <w:pPr>
-              <w:spacing w:before="0" w:after="0"/>
               <w:jc w:val="left"/>
             </w:pPr>
             <w:r>
@@ -1838,7 +1678,7 @@
           <w:color w:val="C9B99A"/>
           <w:sz w:val="10"/>
         </w:rPr>
-        <w:t>━━━━━━━━━━━━━━━━━━━━━━━━━━━━━━━━━━━━━━━━━━━━━━━━━━━━━━━</w:t>
+        <w:t>━━━━━━━━━━━━━━━━━━━━━━━━━━━━━━━━━━━━━━━━━━━━━━━━━━</w:t>
       </w:r>
     </w:p>
     <w:tbl>
@@ -1861,15 +1701,12 @@
             <w:tcW w:type="dxa" w:w="3627"/>
           </w:tcPr>
           <w:p>
-            <w:pPr>
-              <w:spacing w:before="0" w:after="0"/>
-            </w:pPr>
             <w:r>
               <w:rPr>
                 <w:rFonts w:ascii="Georgia" w:hAnsi="Georgia" w:eastAsia="Georgia" w:cs="Georgia"/>
                 <w:b/>
                 <w:color w:val="B78B4A"/>
-                <w:sz w:val="15"/>
+                <w:sz w:val="14"/>
               </w:rPr>
               <w:t>【复习】</w:t>
             </w:r>
@@ -1885,7 +1722,7 @@
                 <w:color w:val="2D3E50"/>
                 <w:sz w:val="15"/>
               </w:rPr>
-              <w:t>📜 《答谢中书书》· 2天</w:t>
+              <w:t>📜 《答谢中书书》·2天</w:t>
             </w:r>
           </w:p>
         </w:tc>
@@ -1894,15 +1731,12 @@
             <w:tcW w:type="dxa" w:w="3627"/>
           </w:tcPr>
           <w:p>
-            <w:pPr>
-              <w:spacing w:before="0" w:after="0"/>
-            </w:pPr>
             <w:r>
               <w:rPr>
                 <w:rFonts w:ascii="Georgia" w:hAnsi="Georgia" w:eastAsia="Georgia" w:cs="Georgia"/>
                 <w:b/>
                 <w:color w:val="B78B4A"/>
-                <w:sz w:val="15"/>
+                <w:sz w:val="14"/>
               </w:rPr>
               <w:t>【提问】</w:t>
             </w:r>
@@ -1918,7 +1752,7 @@
                 <w:color w:val="2D3E50"/>
                 <w:sz w:val="15"/>
               </w:rPr>
-              <w:t>GD：答谢中书书"晓雾"？</w:t>
+              <w:t>GD：答谢中书书？</w:t>
             </w:r>
           </w:p>
           <w:p>
@@ -1932,7 +1766,7 @@
                 <w:color w:val="2D3E50"/>
                 <w:sz w:val="15"/>
               </w:rPr>
-              <w:t>SX：讲14 重学要点回顾？</w:t>
+              <w:t>SX：讲14重学要点？</w:t>
             </w:r>
           </w:p>
         </w:tc>
@@ -1941,15 +1775,12 @@
             <w:tcW w:type="dxa" w:w="3627"/>
           </w:tcPr>
           <w:p>
-            <w:pPr>
-              <w:spacing w:before="0" w:after="0"/>
-            </w:pPr>
             <w:r>
               <w:rPr>
                 <w:rFonts w:ascii="Georgia" w:hAnsi="Georgia" w:eastAsia="Georgia" w:cs="Georgia"/>
                 <w:b/>
                 <w:color w:val="B78B4A"/>
-                <w:sz w:val="15"/>
+                <w:sz w:val="14"/>
               </w:rPr>
               <w:t>【完成】</w:t>
             </w:r>
@@ -1965,7 +1796,7 @@
                 <w:color w:val="2D3E50"/>
                 <w:sz w:val="15"/>
               </w:rPr>
-              <w:t>□ 古文 □ NC3 □ 发音</w:t>
+              <w:t>□古文 □NC3 □发音</w:t>
             </w:r>
           </w:p>
           <w:p>
@@ -1979,7 +1810,7 @@
                 <w:color w:val="2D3E50"/>
                 <w:sz w:val="15"/>
               </w:rPr>
-              <w:t>□ 练字 □ 学而思 □ 运动</w:t>
+              <w:t>□练字 □学而思 □运动</w:t>
             </w:r>
           </w:p>
         </w:tc>
@@ -2005,7 +1836,7 @@
           <w:color w:val="2D3E50"/>
           <w:sz w:val="15"/>
         </w:rPr>
-        <w:t>中线对齐 · 大小一致 · 笔画力度 · 拍照发考试官评分</w:t>
+        <w:t>中线对齐·大小一致·笔画力度·拍照发考试官</w:t>
       </w:r>
     </w:p>
     <w:p>
@@ -2028,7 +1859,7 @@
           <w:color w:val="2D3E50"/>
           <w:sz w:val="15"/>
         </w:rPr>
-        <w:t>训练官 · 一句一句不打断 · 一次只纠1个问题 · RE2 U8A+B</w:t>
+        <w:t>训练官·一句一句不打断·RE2 U8A+B</w:t>
       </w:r>
     </w:p>
     <w:p>
@@ -2051,7 +1882,7 @@
           <w:color w:val="2D3E50"/>
           <w:sz w:val="15"/>
         </w:rPr>
-        <w:t>讲14昨日未全掌握，今日重学后再推进讲15</w:t>
+        <w:t>讲14重学后再推进讲15</w:t>
       </w:r>
     </w:p>
     <w:sectPr>
